--- a/docs/ПИ_ПЗ2_Усачев.docx
+++ b/docs/ПИ_ПЗ2_Усачев.docx
@@ -1070,7 +1070,7 @@
           <w:sz w:val="24"/>
           <w:szCs w:val="24"/>
         </w:rPr>
-        <w:t>Система должна исключать недостоверные данные из расчетов при формировании отчета и рекомендаций</w:t>
+        <w:t>Система исключает из расчетов данные, не прошедшие валидацию по диапазону (например, скорость ветра вне 0–40 узлов), и не включает их в отчет и рекомендации</w:t>
       </w:r>
     </w:p>
     <w:p>
